--- a/作业1.docx
+++ b/作业1.docx
@@ -5,599 +5,650 @@
     <w:p>
       <w:pPr>
         <w:rPr>
-          <w:rFonts w:hint="eastAsia"/>
+          <w:rFonts w:ascii="华文新魏" w:eastAsia="华文新魏" w:hint="eastAsia"/>
+          <w:sz w:val="28"/>
+          <w:szCs w:val="28"/>
+        </w:rPr>
+      </w:pPr>
+      <w:r>
+        <w:rPr>
+          <w:rFonts w:ascii="华文新魏" w:eastAsia="华文新魏" w:hint="eastAsia"/>
+          <w:sz w:val="28"/>
+          <w:szCs w:val="28"/>
+        </w:rPr>
+        <w:t>V3相比V2的主要改进包括：</w:t>
+      </w:r>
+    </w:p>
+    <w:p>
+      <w:pPr>
+        <w:rPr>
+          <w:rFonts w:ascii="华文新魏" w:eastAsia="华文新魏" w:hint="eastAsia"/>
+          <w:sz w:val="28"/>
+          <w:szCs w:val="28"/>
+        </w:rPr>
+      </w:pPr>
+      <w:r>
+        <w:rPr>
+          <w:rFonts w:ascii="华文新魏" w:eastAsia="华文新魏" w:hint="eastAsia"/>
           <w:b/>
           <w:bCs/>
           <w:sz w:val="28"/>
           <w:szCs w:val="28"/>
         </w:rPr>
-      </w:pPr>
-      <w:r>
-        <w:rPr>
-          <w:rFonts w:hint="eastAsia"/>
+        <w:t>1. 无辅助损失负载均衡策略</w:t>
+      </w:r>
+    </w:p>
+    <w:p>
+      <w:pPr>
+        <w:rPr>
+          <w:rFonts w:ascii="华文新魏" w:eastAsia="华文新魏" w:hint="eastAsia"/>
+          <w:sz w:val="28"/>
+          <w:szCs w:val="28"/>
+        </w:rPr>
+      </w:pPr>
+      <w:r>
+        <w:rPr>
+          <w:rFonts w:ascii="华文新魏" w:eastAsia="华文新魏" w:hint="eastAsia"/>
+          <w:sz w:val="28"/>
+          <w:szCs w:val="28"/>
+        </w:rPr>
+        <w:t>V3引入了创新的无辅助损失负载均衡方法，通过动态调整专家偏置项来平衡负载，避免了传统辅助损失对模型性能的负面影响。这种方法在保持负载均衡的同时，最小化了因强制负载均衡导致的性能下降。</w:t>
+      </w:r>
+    </w:p>
+    <w:p>
+      <w:pPr>
+        <w:rPr>
+          <w:rFonts w:ascii="华文新魏" w:eastAsia="华文新魏" w:hint="eastAsia"/>
+          <w:sz w:val="28"/>
+          <w:szCs w:val="28"/>
+        </w:rPr>
+      </w:pPr>
+      <w:r>
+        <w:rPr>
+          <w:rFonts w:ascii="华文新魏" w:eastAsia="华文新魏" w:hint="eastAsia"/>
           <w:b/>
           <w:bCs/>
           <w:sz w:val="28"/>
           <w:szCs w:val="28"/>
         </w:rPr>
-        <w:t>作业1: 阅读 02-joint-bert-training-only 代码，并回答以下问题：</w:t>
-      </w:r>
-    </w:p>
-    <w:p>
-      <w:pPr>
-        <w:rPr>
-          <w:rFonts w:hint="eastAsia"/>
-          <w:sz w:val="28"/>
-          <w:szCs w:val="28"/>
-        </w:rPr>
-      </w:pPr>
-      <w:r>
-        <w:rPr>
-          <w:rFonts w:hint="eastAsia"/>
-          <w:sz w:val="28"/>
-          <w:szCs w:val="28"/>
-        </w:rPr>
-        <w:t>答：</w:t>
-      </w:r>
-    </w:p>
-    <w:p>
-      <w:pPr>
-        <w:ind w:firstLineChars="200" w:firstLine="560"/>
-        <w:rPr>
-          <w:rFonts w:hint="eastAsia"/>
+        <w:t>2. 多token预测训练目标</w:t>
+      </w:r>
+    </w:p>
+    <w:p>
+      <w:pPr>
+        <w:rPr>
+          <w:rFonts w:ascii="华文新魏" w:eastAsia="华文新魏" w:hint="eastAsia"/>
+          <w:sz w:val="28"/>
+          <w:szCs w:val="28"/>
+        </w:rPr>
+      </w:pPr>
+      <w:r>
+        <w:rPr>
+          <w:rFonts w:ascii="华文新魏" w:eastAsia="华文新魏" w:hint="eastAsia"/>
+          <w:sz w:val="28"/>
+          <w:szCs w:val="28"/>
+        </w:rPr>
+        <w:t>V3采用多token预测训练目标，扩展了每个位置的预测范围到多个未来token。这增加了训练信号的密度，可能提高数据效率，并使模型能够预先规划其表示以更好地预测未来token。这些模块还可用于推测解码以加速推理。</w:t>
+      </w:r>
+    </w:p>
+    <w:p>
+      <w:pPr>
+        <w:rPr>
+          <w:rFonts w:ascii="华文新魏" w:eastAsia="华文新魏" w:hint="eastAsia"/>
+          <w:sz w:val="28"/>
+          <w:szCs w:val="28"/>
+        </w:rPr>
+      </w:pPr>
+      <w:r>
+        <w:rPr>
+          <w:rFonts w:ascii="华文新魏" w:eastAsia="华文新魏" w:hint="eastAsia"/>
           <w:b/>
           <w:bCs/>
           <w:sz w:val="28"/>
           <w:szCs w:val="28"/>
         </w:rPr>
-      </w:pPr>
-      <w:r>
-        <w:rPr>
-          <w:rFonts w:hint="eastAsia"/>
+        <w:t>3. FP8混合精度训练框架</w:t>
+      </w:r>
+    </w:p>
+    <w:p>
+      <w:pPr>
+        <w:rPr>
+          <w:rFonts w:ascii="华文新魏" w:eastAsia="华文新魏" w:hint="eastAsia"/>
+          <w:sz w:val="28"/>
+          <w:szCs w:val="28"/>
+        </w:rPr>
+      </w:pPr>
+      <w:r>
+        <w:rPr>
+          <w:rFonts w:ascii="华文新魏" w:eastAsia="华文新魏" w:hint="eastAsia"/>
+          <w:sz w:val="28"/>
+          <w:szCs w:val="28"/>
+        </w:rPr>
+        <w:t>V3首次在超大规模模型上验证了FP8混合精度训练的有效性。通过支持FP8计算和存储，实现了训练加速和GPU内存使用减少。</w:t>
+      </w:r>
+    </w:p>
+    <w:p>
+      <w:pPr>
+        <w:rPr>
+          <w:rFonts w:ascii="华文新魏" w:eastAsia="华文新魏" w:hint="eastAsia"/>
+          <w:sz w:val="28"/>
+          <w:szCs w:val="28"/>
+        </w:rPr>
+      </w:pPr>
+      <w:r>
+        <w:rPr>
+          <w:rFonts w:ascii="华文新魏" w:eastAsia="华文新魏" w:hint="eastAsia"/>
           <w:b/>
           <w:bCs/>
           <w:sz w:val="28"/>
           <w:szCs w:val="28"/>
         </w:rPr>
-        <w:t>一、</w:t>
-      </w:r>
+        <w:t>4. 训练基础设施优化</w:t>
+      </w:r>
+    </w:p>
+    <w:p>
+      <w:pPr>
+        <w:numPr>
+          <w:ilvl w:val="0"/>
+          <w:numId w:val="1"/>
+        </w:numPr>
+        <w:rPr>
+          <w:rFonts w:ascii="华文新魏" w:eastAsia="华文新魏" w:hint="eastAsia"/>
+          <w:sz w:val="28"/>
+          <w:szCs w:val="28"/>
+        </w:rPr>
+      </w:pPr>
       <w:proofErr w:type="spellStart"/>
       <w:r>
         <w:rPr>
+          <w:rFonts w:ascii="华文新魏" w:eastAsia="华文新魏" w:hint="eastAsia"/>
           <w:b/>
           <w:bCs/>
           <w:sz w:val="28"/>
           <w:szCs w:val="28"/>
         </w:rPr>
-        <w:t>bert</w:t>
+        <w:t>DualPipe</w:t>
       </w:r>
       <w:proofErr w:type="spellEnd"/>
       <w:r>
         <w:rPr>
+          <w:rFonts w:ascii="华文新魏" w:eastAsia="华文新魏" w:hint="eastAsia"/>
           <w:b/>
           <w:bCs/>
           <w:sz w:val="28"/>
           <w:szCs w:val="28"/>
         </w:rPr>
-        <w:t xml:space="preserve"> 文本分类和 实体识别有什么关系，分别使用什么loss？</w:t>
-      </w:r>
-    </w:p>
-    <w:p>
-      <w:pPr>
-        <w:ind w:firstLineChars="200" w:firstLine="560"/>
-        <w:rPr>
-          <w:rFonts w:hint="eastAsia"/>
-          <w:sz w:val="28"/>
-          <w:szCs w:val="28"/>
-        </w:rPr>
-      </w:pPr>
-      <w:r>
-        <w:rPr>
-          <w:rFonts w:hint="eastAsia"/>
-          <w:sz w:val="28"/>
-          <w:szCs w:val="28"/>
-        </w:rPr>
-        <w:t>1、</w:t>
-      </w:r>
-      <w:r>
-        <w:rPr>
-          <w:sz w:val="28"/>
-          <w:szCs w:val="28"/>
-        </w:rPr>
-        <w:t>文本分类</w:t>
-      </w:r>
-      <w:r>
-        <w:rPr>
-          <w:rFonts w:hint="eastAsia"/>
-          <w:sz w:val="28"/>
-          <w:szCs w:val="28"/>
-        </w:rPr>
-        <w:t>（意图识别）</w:t>
-      </w:r>
-      <w:r>
-        <w:rPr>
-          <w:sz w:val="28"/>
-          <w:szCs w:val="28"/>
-        </w:rPr>
-        <w:t>和实体识别槽位填充是自然语言处理中两个相关任务。</w:t>
-      </w:r>
-      <w:r>
-        <w:rPr>
-          <w:rFonts w:hint="eastAsia"/>
-          <w:sz w:val="28"/>
-          <w:szCs w:val="28"/>
-        </w:rPr>
-        <w:t>意图识别</w:t>
-      </w:r>
-      <w:r>
-        <w:rPr>
-          <w:sz w:val="28"/>
-          <w:szCs w:val="28"/>
-        </w:rPr>
-        <w:t>旨在预测整个输入句子的</w:t>
-      </w:r>
-      <w:r>
-        <w:rPr>
-          <w:rFonts w:hint="eastAsia"/>
-          <w:sz w:val="28"/>
-          <w:szCs w:val="28"/>
-        </w:rPr>
-        <w:t>意图</w:t>
-      </w:r>
-      <w:r>
-        <w:rPr>
-          <w:sz w:val="28"/>
-          <w:szCs w:val="28"/>
-        </w:rPr>
-        <w:t>类别，而实体识别则标注句子中每个词的实体类型（如人名、地点）。在多任务学习中，它们共享同一个BERT编码器来提取特征，但具有独立的输出层，以实现联合学习并相互增强。</w:t>
-      </w:r>
-      <w:r>
-        <w:rPr>
-          <w:rFonts w:hint="eastAsia"/>
-          <w:sz w:val="28"/>
-          <w:szCs w:val="28"/>
-        </w:rPr>
-        <w:t>意图识别</w:t>
-      </w:r>
-      <w:r>
-        <w:rPr>
-          <w:sz w:val="28"/>
-          <w:szCs w:val="28"/>
-        </w:rPr>
-        <w:t>使用交叉</w:t>
-      </w:r>
-      <w:proofErr w:type="gramStart"/>
-      <w:r>
-        <w:rPr>
-          <w:sz w:val="28"/>
-          <w:szCs w:val="28"/>
-        </w:rPr>
-        <w:t>熵</w:t>
-      </w:r>
-      <w:proofErr w:type="gramEnd"/>
-      <w:r>
-        <w:rPr>
-          <w:sz w:val="28"/>
-          <w:szCs w:val="28"/>
-        </w:rPr>
-        <w:t>损失（</w:t>
-      </w:r>
-      <w:proofErr w:type="spellStart"/>
-      <w:r>
-        <w:rPr>
-          <w:sz w:val="28"/>
-          <w:szCs w:val="28"/>
-        </w:rPr>
-        <w:t>CrossEntropyLoss</w:t>
-      </w:r>
-      <w:proofErr w:type="spellEnd"/>
-      <w:r>
-        <w:rPr>
-          <w:sz w:val="28"/>
-          <w:szCs w:val="28"/>
-        </w:rPr>
-        <w:t>）计算整体意图标签的损失；实体识别也使用交叉</w:t>
-      </w:r>
-      <w:proofErr w:type="gramStart"/>
-      <w:r>
-        <w:rPr>
-          <w:sz w:val="28"/>
-          <w:szCs w:val="28"/>
-        </w:rPr>
-        <w:t>熵</w:t>
-      </w:r>
-      <w:proofErr w:type="gramEnd"/>
-      <w:r>
-        <w:rPr>
-          <w:sz w:val="28"/>
-          <w:szCs w:val="28"/>
-        </w:rPr>
-        <w:t>损失，但仅对有效token（非填充部分）计算每个token的标签损失。</w:t>
-      </w:r>
-    </w:p>
-    <w:p>
-      <w:pPr>
-        <w:ind w:firstLineChars="200" w:firstLine="560"/>
-        <w:rPr>
-          <w:rFonts w:hint="eastAsia"/>
+        <w:t>算法</w:t>
+      </w:r>
+      <w:r>
+        <w:rPr>
+          <w:rFonts w:ascii="华文新魏" w:eastAsia="华文新魏" w:hint="eastAsia"/>
+          <w:sz w:val="28"/>
+          <w:szCs w:val="28"/>
+        </w:rPr>
+        <w:t>：设计用于高效流水线并行，减少流水线气泡</w:t>
+      </w:r>
+    </w:p>
+    <w:p>
+      <w:pPr>
+        <w:numPr>
+          <w:ilvl w:val="0"/>
+          <w:numId w:val="1"/>
+        </w:numPr>
+        <w:rPr>
+          <w:rFonts w:ascii="华文新魏" w:eastAsia="华文新魏" w:hint="eastAsia"/>
+          <w:sz w:val="28"/>
+          <w:szCs w:val="28"/>
+        </w:rPr>
+      </w:pPr>
+      <w:r>
+        <w:rPr>
+          <w:rFonts w:ascii="华文新魏" w:eastAsia="华文新魏" w:hint="eastAsia"/>
           <w:b/>
           <w:bCs/>
           <w:sz w:val="28"/>
           <w:szCs w:val="28"/>
         </w:rPr>
-      </w:pPr>
-      <w:r>
-        <w:rPr>
-          <w:rFonts w:hint="eastAsia"/>
+        <w:t>计算-通信重叠</w:t>
+      </w:r>
+      <w:r>
+        <w:rPr>
+          <w:rFonts w:ascii="华文新魏" w:eastAsia="华文新魏" w:hint="eastAsia"/>
+          <w:sz w:val="28"/>
+          <w:szCs w:val="28"/>
+        </w:rPr>
+        <w:t>：通过协同设计实现近乎完全的计算-通信重叠，显著提高训练效率</w:t>
+      </w:r>
+    </w:p>
+    <w:p>
+      <w:pPr>
+        <w:numPr>
+          <w:ilvl w:val="0"/>
+          <w:numId w:val="1"/>
+        </w:numPr>
+        <w:rPr>
+          <w:rFonts w:ascii="华文新魏" w:eastAsia="华文新魏" w:hint="eastAsia"/>
+          <w:sz w:val="28"/>
+          <w:szCs w:val="28"/>
+        </w:rPr>
+      </w:pPr>
+      <w:r>
+        <w:rPr>
+          <w:rFonts w:ascii="华文新魏" w:eastAsia="华文新魏" w:hint="eastAsia"/>
           <w:b/>
           <w:bCs/>
           <w:sz w:val="28"/>
           <w:szCs w:val="28"/>
         </w:rPr>
-        <w:t>二、</w:t>
-      </w:r>
-      <w:r>
-        <w:rPr>
+        <w:t>跨节点全对全通信</w:t>
+      </w:r>
+      <w:r>
+        <w:rPr>
+          <w:rFonts w:ascii="华文新魏" w:eastAsia="华文新魏" w:hint="eastAsia"/>
+          <w:sz w:val="28"/>
+          <w:szCs w:val="28"/>
+        </w:rPr>
+        <w:t>：开发高效内核以充分利用InfiniBand和</w:t>
+      </w:r>
+      <w:proofErr w:type="spellStart"/>
+      <w:r>
+        <w:rPr>
+          <w:rFonts w:ascii="华文新魏" w:eastAsia="华文新魏" w:hint="eastAsia"/>
+          <w:sz w:val="28"/>
+          <w:szCs w:val="28"/>
+        </w:rPr>
+        <w:t>NVLink</w:t>
+      </w:r>
+      <w:proofErr w:type="spellEnd"/>
+      <w:r>
+        <w:rPr>
+          <w:rFonts w:ascii="华文新魏" w:eastAsia="华文新魏" w:hint="eastAsia"/>
+          <w:sz w:val="28"/>
+          <w:szCs w:val="28"/>
+        </w:rPr>
+        <w:t>带宽</w:t>
+      </w:r>
+    </w:p>
+    <w:p>
+      <w:pPr>
+        <w:numPr>
+          <w:ilvl w:val="0"/>
+          <w:numId w:val="1"/>
+        </w:numPr>
+        <w:rPr>
+          <w:rFonts w:ascii="华文新魏" w:eastAsia="华文新魏" w:hint="eastAsia"/>
+          <w:sz w:val="28"/>
+          <w:szCs w:val="28"/>
+        </w:rPr>
+      </w:pPr>
+      <w:r>
+        <w:rPr>
+          <w:rFonts w:ascii="华文新魏" w:eastAsia="华文新魏" w:hint="eastAsia"/>
           <w:b/>
           <w:bCs/>
           <w:sz w:val="28"/>
           <w:szCs w:val="28"/>
         </w:rPr>
-        <w:t xml:space="preserve">多任务训练  loss = </w:t>
-      </w:r>
-      <w:proofErr w:type="spellStart"/>
-      <w:r>
-        <w:rPr>
+        <w:t>内存优化</w:t>
+      </w:r>
+      <w:r>
+        <w:rPr>
+          <w:rFonts w:ascii="华文新魏" w:eastAsia="华文新魏" w:hint="eastAsia"/>
+          <w:sz w:val="28"/>
+          <w:szCs w:val="28"/>
+        </w:rPr>
+        <w:t>：精心优化内存占用，使V3训练无需使用昂贵的张量并行</w:t>
+      </w:r>
+    </w:p>
+    <w:p>
+      <w:pPr>
+        <w:rPr>
+          <w:rFonts w:ascii="华文新魏" w:eastAsia="华文新魏" w:hint="eastAsia"/>
+          <w:sz w:val="28"/>
+          <w:szCs w:val="28"/>
+        </w:rPr>
+      </w:pPr>
+      <w:r>
+        <w:rPr>
+          <w:rFonts w:ascii="华文新魏" w:eastAsia="华文新魏" w:hint="eastAsia"/>
           <w:b/>
           <w:bCs/>
           <w:sz w:val="28"/>
           <w:szCs w:val="28"/>
         </w:rPr>
-        <w:t>seq_loss</w:t>
-      </w:r>
-      <w:proofErr w:type="spellEnd"/>
-      <w:r>
-        <w:rPr>
+        <w:t>5. 训练成本与效率</w:t>
+      </w:r>
+    </w:p>
+    <w:p>
+      <w:pPr>
+        <w:rPr>
+          <w:rFonts w:ascii="华文新魏" w:eastAsia="华文新魏" w:hint="eastAsia"/>
+          <w:sz w:val="28"/>
+          <w:szCs w:val="28"/>
+        </w:rPr>
+      </w:pPr>
+      <w:r>
+        <w:rPr>
+          <w:rFonts w:ascii="华文新魏" w:eastAsia="华文新魏" w:hint="eastAsia"/>
+          <w:sz w:val="28"/>
+          <w:szCs w:val="28"/>
+        </w:rPr>
+        <w:lastRenderedPageBreak/>
+        <w:t>V3的完整训练仅需278.8万H800 GPU小时，成本约557.6万美元。</w:t>
+      </w:r>
+      <w:proofErr w:type="gramStart"/>
+      <w:r>
+        <w:rPr>
+          <w:rFonts w:ascii="华文新魏" w:eastAsia="华文新魏" w:hint="eastAsia"/>
+          <w:sz w:val="28"/>
+          <w:szCs w:val="28"/>
+        </w:rPr>
+        <w:t>预训练</w:t>
+      </w:r>
+      <w:proofErr w:type="gramEnd"/>
+      <w:r>
+        <w:rPr>
+          <w:rFonts w:ascii="华文新魏" w:eastAsia="华文新魏" w:hint="eastAsia"/>
+          <w:sz w:val="28"/>
+          <w:szCs w:val="28"/>
+        </w:rPr>
+        <w:t>阶段每万亿token仅需18万GPU小时，在2048个H800 GPU集群上3.7天可完成1</w:t>
+      </w:r>
+      <w:proofErr w:type="gramStart"/>
+      <w:r>
+        <w:rPr>
+          <w:rFonts w:ascii="华文新魏" w:eastAsia="华文新魏" w:hint="eastAsia"/>
+          <w:sz w:val="28"/>
+          <w:szCs w:val="28"/>
+        </w:rPr>
+        <w:t>万亿</w:t>
+      </w:r>
+      <w:proofErr w:type="gramEnd"/>
+      <w:r>
+        <w:rPr>
+          <w:rFonts w:ascii="华文新魏" w:eastAsia="华文新魏" w:hint="eastAsia"/>
+          <w:sz w:val="28"/>
+          <w:szCs w:val="28"/>
+        </w:rPr>
+        <w:t>token训练。</w:t>
+      </w:r>
+    </w:p>
+    <w:p>
+      <w:pPr>
+        <w:rPr>
+          <w:rFonts w:ascii="华文新魏" w:eastAsia="华文新魏" w:hint="eastAsia"/>
+          <w:sz w:val="28"/>
+          <w:szCs w:val="28"/>
+        </w:rPr>
+      </w:pPr>
+      <w:r>
+        <w:rPr>
+          <w:rFonts w:ascii="华文新魏" w:eastAsia="华文新魏" w:hint="eastAsia"/>
           <w:b/>
           <w:bCs/>
           <w:sz w:val="28"/>
           <w:szCs w:val="28"/>
         </w:rPr>
-        <w:t xml:space="preserve"> + </w:t>
-      </w:r>
-      <w:proofErr w:type="spellStart"/>
-      <w:r>
-        <w:rPr>
+        <w:t>6. 后训练改进</w:t>
+      </w:r>
+    </w:p>
+    <w:p>
+      <w:pPr>
+        <w:rPr>
+          <w:rFonts w:ascii="华文新魏" w:eastAsia="华文新魏" w:hint="eastAsia"/>
+          <w:sz w:val="28"/>
+          <w:szCs w:val="28"/>
+        </w:rPr>
+      </w:pPr>
+      <w:r>
+        <w:rPr>
+          <w:rFonts w:ascii="华文新魏" w:eastAsia="华文新魏" w:hint="eastAsia"/>
+          <w:sz w:val="28"/>
+          <w:szCs w:val="28"/>
+        </w:rPr>
+        <w:t>V3从DeepSeek-R1系列模型蒸馏推理能力，将R1的验证和反思模式优雅地融入V3，显著提高了推理性能。</w:t>
+      </w:r>
+    </w:p>
+    <w:p>
+      <w:pPr>
+        <w:rPr>
+          <w:rFonts w:ascii="华文新魏" w:eastAsia="华文新魏" w:hint="eastAsia"/>
+          <w:sz w:val="28"/>
+          <w:szCs w:val="28"/>
+        </w:rPr>
+      </w:pPr>
+      <w:r>
+        <w:rPr>
+          <w:rFonts w:ascii="华文新魏" w:eastAsia="华文新魏" w:hint="eastAsia"/>
           <w:b/>
           <w:bCs/>
           <w:sz w:val="28"/>
           <w:szCs w:val="28"/>
         </w:rPr>
-        <w:t>token_loss</w:t>
-      </w:r>
-      <w:proofErr w:type="spellEnd"/>
-      <w:r>
-        <w:rPr>
+        <w:t>7. 性能表现</w:t>
+      </w:r>
+    </w:p>
+    <w:p>
+      <w:pPr>
+        <w:rPr>
+          <w:rFonts w:ascii="华文新魏" w:eastAsia="华文新魏" w:hint="eastAsia"/>
+          <w:sz w:val="28"/>
+          <w:szCs w:val="28"/>
+        </w:rPr>
+      </w:pPr>
+      <w:r>
+        <w:rPr>
+          <w:rFonts w:ascii="华文新魏" w:eastAsia="华文新魏" w:hint="eastAsia"/>
+          <w:sz w:val="28"/>
+          <w:szCs w:val="28"/>
+        </w:rPr>
+        <w:t>评估显示V3在多个领域表现优异：</w:t>
+      </w:r>
+    </w:p>
+    <w:p>
+      <w:pPr>
+        <w:numPr>
+          <w:ilvl w:val="0"/>
+          <w:numId w:val="2"/>
+        </w:numPr>
+        <w:rPr>
+          <w:rFonts w:ascii="华文新魏" w:eastAsia="华文新魏" w:hint="eastAsia"/>
+          <w:sz w:val="28"/>
+          <w:szCs w:val="28"/>
+        </w:rPr>
+      </w:pPr>
+      <w:r>
+        <w:rPr>
+          <w:rFonts w:ascii="华文新魏" w:eastAsia="华文新魏" w:hint="eastAsia"/>
           <w:b/>
           <w:bCs/>
           <w:sz w:val="28"/>
           <w:szCs w:val="28"/>
         </w:rPr>
-        <w:t xml:space="preserve"> 有什么坏处，如果存在训练不平衡的情况，如何处理？</w:t>
-      </w:r>
-    </w:p>
-    <w:p>
-      <w:pPr>
-        <w:ind w:firstLineChars="200" w:firstLine="560"/>
-        <w:rPr>
-          <w:rFonts w:hint="eastAsia"/>
-          <w:sz w:val="28"/>
-          <w:szCs w:val="28"/>
-        </w:rPr>
-      </w:pPr>
-      <w:r>
-        <w:rPr>
-          <w:rFonts w:hint="eastAsia"/>
-          <w:sz w:val="28"/>
-          <w:szCs w:val="28"/>
-        </w:rPr>
-        <w:t>1、</w:t>
-      </w:r>
-      <w:r>
-        <w:rPr>
-          <w:sz w:val="28"/>
-          <w:szCs w:val="28"/>
-        </w:rPr>
-        <w:t>多任务训练中，将</w:t>
-      </w:r>
-      <w:r>
-        <w:rPr>
-          <w:rFonts w:hint="eastAsia"/>
-          <w:sz w:val="28"/>
-          <w:szCs w:val="28"/>
-        </w:rPr>
-        <w:t>意图识别</w:t>
-      </w:r>
-      <w:r>
-        <w:rPr>
-          <w:sz w:val="28"/>
-          <w:szCs w:val="28"/>
-        </w:rPr>
-        <w:t>损失（</w:t>
-      </w:r>
-      <w:proofErr w:type="spellStart"/>
-      <w:r>
-        <w:rPr>
-          <w:sz w:val="28"/>
-          <w:szCs w:val="28"/>
-        </w:rPr>
-        <w:t>seq_loss</w:t>
-      </w:r>
-      <w:proofErr w:type="spellEnd"/>
-      <w:r>
-        <w:rPr>
-          <w:sz w:val="28"/>
-          <w:szCs w:val="28"/>
-        </w:rPr>
-        <w:t>）和实体识别损失（</w:t>
-      </w:r>
-      <w:proofErr w:type="spellStart"/>
-      <w:r>
-        <w:rPr>
-          <w:sz w:val="28"/>
-          <w:szCs w:val="28"/>
-        </w:rPr>
-        <w:t>token_loss</w:t>
-      </w:r>
-      <w:proofErr w:type="spellEnd"/>
-      <w:r>
-        <w:rPr>
-          <w:sz w:val="28"/>
-          <w:szCs w:val="28"/>
-        </w:rPr>
-        <w:t xml:space="preserve">）简单相加（loss = </w:t>
-      </w:r>
-      <w:proofErr w:type="spellStart"/>
-      <w:r>
-        <w:rPr>
-          <w:sz w:val="28"/>
-          <w:szCs w:val="28"/>
-        </w:rPr>
-        <w:t>seq_loss</w:t>
-      </w:r>
-      <w:proofErr w:type="spellEnd"/>
-      <w:r>
-        <w:rPr>
-          <w:sz w:val="28"/>
-          <w:szCs w:val="28"/>
-        </w:rPr>
-        <w:t xml:space="preserve"> + </w:t>
-      </w:r>
-      <w:proofErr w:type="spellStart"/>
-      <w:r>
-        <w:rPr>
-          <w:sz w:val="28"/>
-          <w:szCs w:val="28"/>
-        </w:rPr>
-        <w:t>token_loss</w:t>
-      </w:r>
-      <w:proofErr w:type="spellEnd"/>
-      <w:r>
-        <w:rPr>
-          <w:sz w:val="28"/>
-          <w:szCs w:val="28"/>
-        </w:rPr>
-        <w:t>）的主要坏处是容易导致训练不平衡。由于不同任务的损失尺度、收敛速度或难度可能不同，简单求和会使优化过程偏向损失较大的任务，从而抑制另一个任务的学习，造成一个任务过拟合而另一个欠拟合。例如，如果实体识别损失远大于</w:t>
-      </w:r>
-      <w:r>
-        <w:rPr>
-          <w:rFonts w:hint="eastAsia"/>
-          <w:sz w:val="28"/>
-          <w:szCs w:val="28"/>
-        </w:rPr>
-        <w:t>意图识别</w:t>
-      </w:r>
-      <w:r>
-        <w:rPr>
-          <w:sz w:val="28"/>
-          <w:szCs w:val="28"/>
-        </w:rPr>
-        <w:t>损失，模型可能过度关注实体识别，降低</w:t>
-      </w:r>
-      <w:r>
-        <w:rPr>
-          <w:rFonts w:hint="eastAsia"/>
-          <w:sz w:val="28"/>
-          <w:szCs w:val="28"/>
-        </w:rPr>
-        <w:t>意图识别</w:t>
-      </w:r>
-      <w:r>
-        <w:rPr>
-          <w:sz w:val="28"/>
-          <w:szCs w:val="28"/>
-        </w:rPr>
-        <w:t>的准确性。</w:t>
-      </w:r>
-    </w:p>
-    <w:p>
-      <w:pPr>
-        <w:ind w:firstLineChars="200" w:firstLine="560"/>
-        <w:rPr>
-          <w:rFonts w:hint="eastAsia"/>
-          <w:sz w:val="28"/>
-          <w:szCs w:val="28"/>
-        </w:rPr>
-      </w:pPr>
-      <w:r>
-        <w:rPr>
-          <w:rFonts w:hint="eastAsia"/>
-          <w:sz w:val="28"/>
-          <w:szCs w:val="28"/>
-        </w:rPr>
-        <w:t>2、</w:t>
-      </w:r>
-      <w:r>
-        <w:rPr>
-          <w:sz w:val="28"/>
-          <w:szCs w:val="28"/>
-        </w:rPr>
-        <w:t>处理训练不平衡的常见方法包括：</w:t>
-      </w:r>
-    </w:p>
-    <w:p>
-      <w:pPr>
-        <w:ind w:firstLineChars="200" w:firstLine="560"/>
-        <w:rPr>
-          <w:rFonts w:hint="eastAsia"/>
-          <w:sz w:val="28"/>
-          <w:szCs w:val="28"/>
-        </w:rPr>
-      </w:pPr>
-      <w:r>
-        <w:rPr>
-          <w:rFonts w:hint="eastAsia"/>
-          <w:sz w:val="28"/>
-          <w:szCs w:val="28"/>
-        </w:rPr>
-        <w:t>（1）</w:t>
-      </w:r>
-      <w:r>
-        <w:rPr>
-          <w:sz w:val="28"/>
-          <w:szCs w:val="28"/>
-        </w:rPr>
-        <w:t xml:space="preserve">加权求和：为每个任务损失分配可调权重，例如 loss = α * </w:t>
-      </w:r>
-      <w:proofErr w:type="spellStart"/>
-      <w:r>
-        <w:rPr>
-          <w:sz w:val="28"/>
-          <w:szCs w:val="28"/>
-        </w:rPr>
-        <w:lastRenderedPageBreak/>
-        <w:t>seq_loss</w:t>
-      </w:r>
-      <w:proofErr w:type="spellEnd"/>
-      <w:r>
-        <w:rPr>
-          <w:sz w:val="28"/>
-          <w:szCs w:val="28"/>
-        </w:rPr>
-        <w:t xml:space="preserve"> + β * </w:t>
-      </w:r>
-      <w:proofErr w:type="spellStart"/>
-      <w:r>
-        <w:rPr>
-          <w:sz w:val="28"/>
-          <w:szCs w:val="28"/>
-        </w:rPr>
-        <w:t>token_loss</w:t>
-      </w:r>
-      <w:proofErr w:type="spellEnd"/>
-      <w:r>
-        <w:rPr>
-          <w:sz w:val="28"/>
-          <w:szCs w:val="28"/>
-        </w:rPr>
-        <w:t>，其中α和β是超参数，根据任务重要性或经验设定。</w:t>
-      </w:r>
-    </w:p>
-    <w:p>
-      <w:pPr>
-        <w:ind w:firstLineChars="200" w:firstLine="560"/>
-        <w:rPr>
-          <w:rFonts w:hint="eastAsia"/>
-          <w:sz w:val="28"/>
-          <w:szCs w:val="28"/>
-        </w:rPr>
-      </w:pPr>
-      <w:r>
-        <w:rPr>
-          <w:rFonts w:hint="eastAsia"/>
-          <w:sz w:val="28"/>
-          <w:szCs w:val="28"/>
-        </w:rPr>
-        <w:t>（2）</w:t>
-      </w:r>
-      <w:r>
-        <w:rPr>
-          <w:sz w:val="28"/>
-          <w:szCs w:val="28"/>
-        </w:rPr>
-        <w:t>动态调整权重：采用如不确定性加权（Uncertainty Weighting）或</w:t>
-      </w:r>
-      <w:proofErr w:type="spellStart"/>
-      <w:r>
-        <w:rPr>
-          <w:sz w:val="28"/>
-          <w:szCs w:val="28"/>
-        </w:rPr>
-        <w:t>GradNorm</w:t>
-      </w:r>
-      <w:proofErr w:type="spellEnd"/>
-      <w:r>
-        <w:rPr>
-          <w:sz w:val="28"/>
-          <w:szCs w:val="28"/>
-        </w:rPr>
-        <w:t>等技术，基于任务损失的不确定性或梯度幅值自动调整权重，实现平衡优化。</w:t>
-      </w:r>
-    </w:p>
-    <w:p>
-      <w:pPr>
-        <w:ind w:firstLineChars="200" w:firstLine="560"/>
-        <w:rPr>
-          <w:rFonts w:hint="eastAsia"/>
-          <w:sz w:val="28"/>
-          <w:szCs w:val="28"/>
-        </w:rPr>
-      </w:pPr>
-      <w:r>
-        <w:rPr>
-          <w:rFonts w:hint="eastAsia"/>
-          <w:sz w:val="28"/>
-          <w:szCs w:val="28"/>
-        </w:rPr>
-        <w:t>（3）</w:t>
-      </w:r>
-      <w:r>
-        <w:rPr>
-          <w:sz w:val="28"/>
-          <w:szCs w:val="28"/>
-        </w:rPr>
-        <w:t>损失归一化：对每个任务的损失进行缩放（如除以初始损失或移动平均值），使它们处于相近尺度后再求和。</w:t>
-      </w:r>
-    </w:p>
-    <w:p>
-      <w:pPr>
-        <w:ind w:firstLineChars="200" w:firstLine="560"/>
-        <w:rPr>
-          <w:rFonts w:hint="eastAsia"/>
-          <w:sz w:val="28"/>
-          <w:szCs w:val="28"/>
-        </w:rPr>
-      </w:pPr>
-      <w:r>
-        <w:rPr>
-          <w:rFonts w:hint="eastAsia"/>
-          <w:sz w:val="28"/>
-          <w:szCs w:val="28"/>
-        </w:rPr>
-        <w:t>（4）</w:t>
-      </w:r>
-      <w:r>
-        <w:rPr>
-          <w:sz w:val="28"/>
-          <w:szCs w:val="28"/>
-        </w:rPr>
-        <w:t>交替训练：在不同训练步骤中交替优化不同任务，或设置任务专用学习率。</w:t>
-      </w:r>
-    </w:p>
-    <w:p>
-      <w:pPr>
-        <w:rPr>
-          <w:rFonts w:hint="eastAsia"/>
+        <w:t>知识领域</w:t>
+      </w:r>
+      <w:r>
+        <w:rPr>
+          <w:rFonts w:ascii="华文新魏" w:eastAsia="华文新魏" w:hint="eastAsia"/>
+          <w:sz w:val="28"/>
+          <w:szCs w:val="28"/>
+        </w:rPr>
+        <w:t>：在MMLU、MMLU-Pro和GPQA上超越所有其他开源模型</w:t>
+      </w:r>
+    </w:p>
+    <w:p>
+      <w:pPr>
+        <w:numPr>
+          <w:ilvl w:val="0"/>
+          <w:numId w:val="2"/>
+        </w:numPr>
+        <w:rPr>
+          <w:rFonts w:ascii="华文新魏" w:eastAsia="华文新魏" w:hint="eastAsia"/>
+          <w:sz w:val="28"/>
+          <w:szCs w:val="28"/>
+        </w:rPr>
+      </w:pPr>
+      <w:r>
+        <w:rPr>
+          <w:rFonts w:ascii="华文新魏" w:eastAsia="华文新魏" w:hint="eastAsia"/>
+          <w:b/>
+          <w:bCs/>
+          <w:sz w:val="28"/>
+          <w:szCs w:val="28"/>
+        </w:rPr>
+        <w:t>代码与数学</w:t>
+      </w:r>
+      <w:r>
+        <w:rPr>
+          <w:rFonts w:ascii="华文新魏" w:eastAsia="华文新魏" w:hint="eastAsia"/>
+          <w:sz w:val="28"/>
+          <w:szCs w:val="28"/>
+        </w:rPr>
+        <w:t>：在数学相关基准测试中达到</w:t>
+      </w:r>
+      <w:proofErr w:type="gramStart"/>
+      <w:r>
+        <w:rPr>
+          <w:rFonts w:ascii="华文新魏" w:eastAsia="华文新魏" w:hint="eastAsia"/>
+          <w:sz w:val="28"/>
+          <w:szCs w:val="28"/>
+        </w:rPr>
+        <w:t>最</w:t>
+      </w:r>
+      <w:proofErr w:type="gramEnd"/>
+      <w:r>
+        <w:rPr>
+          <w:rFonts w:ascii="华文新魏" w:eastAsia="华文新魏" w:hint="eastAsia"/>
+          <w:sz w:val="28"/>
+          <w:szCs w:val="28"/>
+        </w:rPr>
+        <w:t>先进性能，在编码竞赛基准测试中表现最佳</w:t>
+      </w:r>
+    </w:p>
+    <w:p>
+      <w:pPr>
+        <w:numPr>
+          <w:ilvl w:val="0"/>
+          <w:numId w:val="2"/>
+        </w:numPr>
+        <w:rPr>
+          <w:rFonts w:ascii="华文新魏" w:eastAsia="华文新魏" w:hint="eastAsia"/>
+          <w:sz w:val="28"/>
+          <w:szCs w:val="28"/>
+        </w:rPr>
+      </w:pPr>
+      <w:r>
+        <w:rPr>
+          <w:rFonts w:ascii="华文新魏" w:eastAsia="华文新魏" w:hint="eastAsia"/>
+          <w:b/>
+          <w:bCs/>
+          <w:sz w:val="28"/>
+          <w:szCs w:val="28"/>
+        </w:rPr>
+        <w:t>中英文事实性知识</w:t>
+      </w:r>
+      <w:r>
+        <w:rPr>
+          <w:rFonts w:ascii="华文新魏" w:eastAsia="华文新魏" w:hint="eastAsia"/>
+          <w:sz w:val="28"/>
+          <w:szCs w:val="28"/>
+        </w:rPr>
+        <w:t>：在中文事实性知识方面超越GPT-4o和Claude-Sonnet-3.5</w:t>
+      </w:r>
+    </w:p>
+    <w:p>
+      <w:pPr>
+        <w:rPr>
+          <w:rFonts w:ascii="华文新魏" w:eastAsia="华文新魏" w:hint="eastAsia"/>
+          <w:sz w:val="28"/>
+          <w:szCs w:val="28"/>
+        </w:rPr>
+      </w:pPr>
+      <w:r>
+        <w:rPr>
+          <w:rFonts w:ascii="华文新魏" w:eastAsia="华文新魏" w:hint="eastAsia"/>
+          <w:b/>
+          <w:bCs/>
+          <w:sz w:val="28"/>
+          <w:szCs w:val="28"/>
+        </w:rPr>
+        <w:t>8. 训练稳定性</w:t>
+      </w:r>
+    </w:p>
+    <w:p>
+      <w:pPr>
+        <w:rPr>
+          <w:rFonts w:ascii="华文新魏" w:eastAsia="华文新魏" w:hint="eastAsia"/>
+          <w:sz w:val="28"/>
+          <w:szCs w:val="28"/>
+        </w:rPr>
+      </w:pPr>
+      <w:r>
+        <w:rPr>
+          <w:rFonts w:ascii="华文新魏" w:eastAsia="华文新魏" w:hint="eastAsia"/>
+          <w:sz w:val="28"/>
+          <w:szCs w:val="28"/>
+        </w:rPr>
+        <w:t>整个训练过程非常稳定，未遇到任何不可恢复的损失尖峰或</w:t>
+      </w:r>
+      <w:proofErr w:type="gramStart"/>
+      <w:r>
+        <w:rPr>
+          <w:rFonts w:ascii="华文新魏" w:eastAsia="华文新魏" w:hint="eastAsia"/>
+          <w:sz w:val="28"/>
+          <w:szCs w:val="28"/>
+        </w:rPr>
+        <w:t>需要回滚的</w:t>
+      </w:r>
+      <w:proofErr w:type="gramEnd"/>
+      <w:r>
+        <w:rPr>
+          <w:rFonts w:ascii="华文新魏" w:eastAsia="华文新魏" w:hint="eastAsia"/>
+          <w:sz w:val="28"/>
+          <w:szCs w:val="28"/>
+        </w:rPr>
+        <w:t>情况。</w:t>
+      </w:r>
+    </w:p>
+    <w:p>
+      <w:pPr>
+        <w:rPr>
+          <w:rFonts w:ascii="华文新魏" w:eastAsia="华文新魏" w:hint="eastAsia"/>
+          <w:sz w:val="28"/>
+          <w:szCs w:val="28"/>
+        </w:rPr>
+      </w:pPr>
+      <w:r>
+        <w:rPr>
+          <w:rFonts w:ascii="华文新魏" w:eastAsia="华文新魏" w:hint="eastAsia"/>
+          <w:sz w:val="28"/>
+          <w:szCs w:val="28"/>
+        </w:rPr>
+        <w:t>这些改进使DeepSeek-V3在保持高效训练和推理的同时，实现了与</w:t>
+      </w:r>
+      <w:proofErr w:type="gramStart"/>
+      <w:r>
+        <w:rPr>
+          <w:rFonts w:ascii="华文新魏" w:eastAsia="华文新魏" w:hint="eastAsia"/>
+          <w:sz w:val="28"/>
+          <w:szCs w:val="28"/>
+        </w:rPr>
+        <w:t>领先闭源模型</w:t>
+      </w:r>
+      <w:proofErr w:type="gramEnd"/>
+      <w:r>
+        <w:rPr>
+          <w:rFonts w:ascii="华文新魏" w:eastAsia="华文新魏" w:hint="eastAsia"/>
+          <w:sz w:val="28"/>
+          <w:szCs w:val="28"/>
+        </w:rPr>
+        <w:t>相媲美的性能。</w:t>
+      </w:r>
+    </w:p>
+    <w:p>
+      <w:pPr>
+        <w:rPr>
+          <w:rFonts w:ascii="华文新魏" w:eastAsia="华文新魏" w:hint="eastAsia"/>
           <w:sz w:val="28"/>
           <w:szCs w:val="28"/>
         </w:rPr>
@@ -674,13 +725,13 @@
 <file path=word/numbering.xml><?xml version="1.0" encoding="utf-8"?>
 <w:numbering xmlns:wpc="http://schemas.microsoft.com/office/word/2010/wordprocessingCanvas" xmlns:cx="http://schemas.microsoft.com/office/drawing/2014/chartex" xmlns:cx1="http://schemas.microsoft.com/office/drawing/2015/9/8/chartex" xmlns:cx2="http://schemas.microsoft.com/office/drawing/2015/10/21/chartex" xmlns:cx3="http://schemas.microsoft.com/office/drawing/2016/5/9/chartex" xmlns:cx4="http://schemas.microsoft.com/office/drawing/2016/5/10/chartex" xmlns:cx5="http://schemas.microsoft.com/office/drawing/2016/5/11/chartex" xmlns:cx6="http://schemas.microsoft.com/office/drawing/2016/5/12/chartex" xmlns:cx7="http://schemas.microsoft.com/office/drawing/2016/5/13/chartex" xmlns:cx8="http://schemas.microsoft.com/office/drawing/2016/5/14/chartex" xmlns:mc="http://schemas.openxmlformats.org/markup-compatibility/2006" xmlns:aink="http://schemas.microsoft.com/office/drawing/2016/ink" xmlns:am3d="http://schemas.microsoft.com/office/drawing/2017/model3d" xmlns:o="urn:schemas-microsoft-com:office:office" xmlns:oel="http://schemas.microsoft.com/office/2019/extlst" xmlns:r="http://schemas.openxmlformats.org/officeDocument/2006/relationships" xmlns:m="http://schemas.openxmlformats.org/officeDocument/2006/math" xmlns:v="urn:schemas-microsoft-com:vml" xmlns:wp14="http://schemas.microsoft.com/office/word/2010/wordprocessingDrawing" xmlns:wp="http://schemas.openxmlformats.org/drawingml/2006/wordprocessingDrawing" xmlns:w10="urn:schemas-microsoft-com:office:word" xmlns:w="http://schemas.openxmlformats.org/wordprocessingml/2006/main" xmlns:w14="http://schemas.microsoft.com/office/word/2010/wordml" xmlns:w15="http://schemas.microsoft.com/office/word/2012/wordml" xmlns:w16cex="http://schemas.microsoft.com/office/word/2018/wordml/cex" xmlns:w16cid="http://schemas.microsoft.com/office/word/2016/wordml/cid" xmlns:w16="http://schemas.microsoft.com/office/word/2018/wordml" xmlns:w16du="http://schemas.microsoft.com/office/word/2023/wordml/word16du" xmlns:w16sdtdh="http://schemas.microsoft.com/office/word/2020/wordml/sdtdatahash" xmlns:w16sdtfl="http://schemas.microsoft.com/office/word/2024/wordml/sdtformatlock" xmlns:w16se="http://schemas.microsoft.com/office/word/2015/wordml/symex" xmlns:wpg="http://schemas.microsoft.com/office/word/2010/wordprocessingGroup" xmlns:wpi="http://schemas.microsoft.com/office/word/2010/wordprocessingInk" xmlns:wne="http://schemas.microsoft.com/office/word/2006/wordml" xmlns:wps="http://schemas.microsoft.com/office/word/2010/wordprocessingShape" mc:Ignorable="w14 w15 w16se w16cid w16 w16cex w16sdtdh w16sdtfl w16du wp14">
   <w:abstractNum w:abstractNumId="0" w15:restartNumberingAfterBreak="0">
-    <w:nsid w:val="1E2767D9"/>
+    <w:nsid w:val="015D7188"/>
     <w:multiLevelType w:val="multilevel"/>
-    <w:tmpl w:val="6DC0F720"/>
+    <w:tmpl w:val="89AC0FE8"/>
     <w:lvl w:ilvl="0">
       <w:start w:val="1"/>
-      <w:numFmt w:val="decimal"/>
-      <w:lvlText w:val="%1."/>
+      <w:numFmt w:val="bullet"/>
+      <w:lvlText w:val=""/>
       <w:lvlJc w:val="left"/>
       <w:pPr>
         <w:tabs>
@@ -688,11 +739,15 @@
         </w:tabs>
         <w:ind w:left="720" w:hanging="360"/>
       </w:pPr>
+      <w:rPr>
+        <w:rFonts w:ascii="Symbol" w:hAnsi="Symbol" w:hint="default"/>
+        <w:sz w:val="20"/>
+      </w:rPr>
     </w:lvl>
     <w:lvl w:ilvl="1" w:tentative="1">
       <w:start w:val="1"/>
-      <w:numFmt w:val="decimal"/>
-      <w:lvlText w:val="%2."/>
+      <w:numFmt w:val="bullet"/>
+      <w:lvlText w:val="o"/>
       <w:lvlJc w:val="left"/>
       <w:pPr>
         <w:tabs>
@@ -700,11 +755,15 @@
         </w:tabs>
         <w:ind w:left="1440" w:hanging="360"/>
       </w:pPr>
+      <w:rPr>
+        <w:rFonts w:ascii="Courier New" w:hAnsi="Courier New" w:hint="default"/>
+        <w:sz w:val="20"/>
+      </w:rPr>
     </w:lvl>
     <w:lvl w:ilvl="2" w:tentative="1">
       <w:start w:val="1"/>
-      <w:numFmt w:val="decimal"/>
-      <w:lvlText w:val="%3."/>
+      <w:numFmt w:val="bullet"/>
+      <w:lvlText w:val=""/>
       <w:lvlJc w:val="left"/>
       <w:pPr>
         <w:tabs>
@@ -712,11 +771,15 @@
         </w:tabs>
         <w:ind w:left="2160" w:hanging="360"/>
       </w:pPr>
+      <w:rPr>
+        <w:rFonts w:ascii="Wingdings" w:hAnsi="Wingdings" w:hint="default"/>
+        <w:sz w:val="20"/>
+      </w:rPr>
     </w:lvl>
     <w:lvl w:ilvl="3" w:tentative="1">
       <w:start w:val="1"/>
-      <w:numFmt w:val="decimal"/>
-      <w:lvlText w:val="%4."/>
+      <w:numFmt w:val="bullet"/>
+      <w:lvlText w:val=""/>
       <w:lvlJc w:val="left"/>
       <w:pPr>
         <w:tabs>
@@ -724,11 +787,15 @@
         </w:tabs>
         <w:ind w:left="2880" w:hanging="360"/>
       </w:pPr>
+      <w:rPr>
+        <w:rFonts w:ascii="Wingdings" w:hAnsi="Wingdings" w:hint="default"/>
+        <w:sz w:val="20"/>
+      </w:rPr>
     </w:lvl>
     <w:lvl w:ilvl="4" w:tentative="1">
       <w:start w:val="1"/>
-      <w:numFmt w:val="decimal"/>
-      <w:lvlText w:val="%5."/>
+      <w:numFmt w:val="bullet"/>
+      <w:lvlText w:val=""/>
       <w:lvlJc w:val="left"/>
       <w:pPr>
         <w:tabs>
@@ -736,11 +803,15 @@
         </w:tabs>
         <w:ind w:left="3600" w:hanging="360"/>
       </w:pPr>
+      <w:rPr>
+        <w:rFonts w:ascii="Wingdings" w:hAnsi="Wingdings" w:hint="default"/>
+        <w:sz w:val="20"/>
+      </w:rPr>
     </w:lvl>
     <w:lvl w:ilvl="5" w:tentative="1">
       <w:start w:val="1"/>
-      <w:numFmt w:val="decimal"/>
-      <w:lvlText w:val="%6."/>
+      <w:numFmt w:val="bullet"/>
+      <w:lvlText w:val=""/>
       <w:lvlJc w:val="left"/>
       <w:pPr>
         <w:tabs>
@@ -748,11 +819,15 @@
         </w:tabs>
         <w:ind w:left="4320" w:hanging="360"/>
       </w:pPr>
+      <w:rPr>
+        <w:rFonts w:ascii="Wingdings" w:hAnsi="Wingdings" w:hint="default"/>
+        <w:sz w:val="20"/>
+      </w:rPr>
     </w:lvl>
     <w:lvl w:ilvl="6" w:tentative="1">
       <w:start w:val="1"/>
-      <w:numFmt w:val="decimal"/>
-      <w:lvlText w:val="%7."/>
+      <w:numFmt w:val="bullet"/>
+      <w:lvlText w:val=""/>
       <w:lvlJc w:val="left"/>
       <w:pPr>
         <w:tabs>
@@ -760,11 +835,15 @@
         </w:tabs>
         <w:ind w:left="5040" w:hanging="360"/>
       </w:pPr>
+      <w:rPr>
+        <w:rFonts w:ascii="Wingdings" w:hAnsi="Wingdings" w:hint="default"/>
+        <w:sz w:val="20"/>
+      </w:rPr>
     </w:lvl>
     <w:lvl w:ilvl="7" w:tentative="1">
       <w:start w:val="1"/>
-      <w:numFmt w:val="decimal"/>
-      <w:lvlText w:val="%8."/>
+      <w:numFmt w:val="bullet"/>
+      <w:lvlText w:val=""/>
       <w:lvlJc w:val="left"/>
       <w:pPr>
         <w:tabs>
@@ -772,11 +851,15 @@
         </w:tabs>
         <w:ind w:left="5760" w:hanging="360"/>
       </w:pPr>
+      <w:rPr>
+        <w:rFonts w:ascii="Wingdings" w:hAnsi="Wingdings" w:hint="default"/>
+        <w:sz w:val="20"/>
+      </w:rPr>
     </w:lvl>
     <w:lvl w:ilvl="8" w:tentative="1">
       <w:start w:val="1"/>
-      <w:numFmt w:val="decimal"/>
-      <w:lvlText w:val="%9."/>
+      <w:numFmt w:val="bullet"/>
+      <w:lvlText w:val=""/>
       <w:lvlJc w:val="left"/>
       <w:pPr>
         <w:tabs>
@@ -784,10 +867,166 @@
         </w:tabs>
         <w:ind w:left="6480" w:hanging="360"/>
       </w:pPr>
+      <w:rPr>
+        <w:rFonts w:ascii="Wingdings" w:hAnsi="Wingdings" w:hint="default"/>
+        <w:sz w:val="20"/>
+      </w:rPr>
     </w:lvl>
   </w:abstractNum>
-  <w:num w:numId="1" w16cid:durableId="315955296">
+  <w:abstractNum w:abstractNumId="1" w15:restartNumberingAfterBreak="0">
+    <w:nsid w:val="098A2006"/>
+    <w:multiLevelType w:val="multilevel"/>
+    <w:tmpl w:val="6456CBB6"/>
+    <w:lvl w:ilvl="0">
+      <w:start w:val="1"/>
+      <w:numFmt w:val="bullet"/>
+      <w:lvlText w:val=""/>
+      <w:lvlJc w:val="left"/>
+      <w:pPr>
+        <w:tabs>
+          <w:tab w:val="num" w:pos="720"/>
+        </w:tabs>
+        <w:ind w:left="720" w:hanging="360"/>
+      </w:pPr>
+      <w:rPr>
+        <w:rFonts w:ascii="Symbol" w:hAnsi="Symbol" w:hint="default"/>
+        <w:sz w:val="20"/>
+      </w:rPr>
+    </w:lvl>
+    <w:lvl w:ilvl="1" w:tentative="1">
+      <w:start w:val="1"/>
+      <w:numFmt w:val="bullet"/>
+      <w:lvlText w:val="o"/>
+      <w:lvlJc w:val="left"/>
+      <w:pPr>
+        <w:tabs>
+          <w:tab w:val="num" w:pos="1440"/>
+        </w:tabs>
+        <w:ind w:left="1440" w:hanging="360"/>
+      </w:pPr>
+      <w:rPr>
+        <w:rFonts w:ascii="Courier New" w:hAnsi="Courier New" w:hint="default"/>
+        <w:sz w:val="20"/>
+      </w:rPr>
+    </w:lvl>
+    <w:lvl w:ilvl="2" w:tentative="1">
+      <w:start w:val="1"/>
+      <w:numFmt w:val="bullet"/>
+      <w:lvlText w:val=""/>
+      <w:lvlJc w:val="left"/>
+      <w:pPr>
+        <w:tabs>
+          <w:tab w:val="num" w:pos="2160"/>
+        </w:tabs>
+        <w:ind w:left="2160" w:hanging="360"/>
+      </w:pPr>
+      <w:rPr>
+        <w:rFonts w:ascii="Wingdings" w:hAnsi="Wingdings" w:hint="default"/>
+        <w:sz w:val="20"/>
+      </w:rPr>
+    </w:lvl>
+    <w:lvl w:ilvl="3" w:tentative="1">
+      <w:start w:val="1"/>
+      <w:numFmt w:val="bullet"/>
+      <w:lvlText w:val=""/>
+      <w:lvlJc w:val="left"/>
+      <w:pPr>
+        <w:tabs>
+          <w:tab w:val="num" w:pos="2880"/>
+        </w:tabs>
+        <w:ind w:left="2880" w:hanging="360"/>
+      </w:pPr>
+      <w:rPr>
+        <w:rFonts w:ascii="Wingdings" w:hAnsi="Wingdings" w:hint="default"/>
+        <w:sz w:val="20"/>
+      </w:rPr>
+    </w:lvl>
+    <w:lvl w:ilvl="4" w:tentative="1">
+      <w:start w:val="1"/>
+      <w:numFmt w:val="bullet"/>
+      <w:lvlText w:val=""/>
+      <w:lvlJc w:val="left"/>
+      <w:pPr>
+        <w:tabs>
+          <w:tab w:val="num" w:pos="3600"/>
+        </w:tabs>
+        <w:ind w:left="3600" w:hanging="360"/>
+      </w:pPr>
+      <w:rPr>
+        <w:rFonts w:ascii="Wingdings" w:hAnsi="Wingdings" w:hint="default"/>
+        <w:sz w:val="20"/>
+      </w:rPr>
+    </w:lvl>
+    <w:lvl w:ilvl="5" w:tentative="1">
+      <w:start w:val="1"/>
+      <w:numFmt w:val="bullet"/>
+      <w:lvlText w:val=""/>
+      <w:lvlJc w:val="left"/>
+      <w:pPr>
+        <w:tabs>
+          <w:tab w:val="num" w:pos="4320"/>
+        </w:tabs>
+        <w:ind w:left="4320" w:hanging="360"/>
+      </w:pPr>
+      <w:rPr>
+        <w:rFonts w:ascii="Wingdings" w:hAnsi="Wingdings" w:hint="default"/>
+        <w:sz w:val="20"/>
+      </w:rPr>
+    </w:lvl>
+    <w:lvl w:ilvl="6" w:tentative="1">
+      <w:start w:val="1"/>
+      <w:numFmt w:val="bullet"/>
+      <w:lvlText w:val=""/>
+      <w:lvlJc w:val="left"/>
+      <w:pPr>
+        <w:tabs>
+          <w:tab w:val="num" w:pos="5040"/>
+        </w:tabs>
+        <w:ind w:left="5040" w:hanging="360"/>
+      </w:pPr>
+      <w:rPr>
+        <w:rFonts w:ascii="Wingdings" w:hAnsi="Wingdings" w:hint="default"/>
+        <w:sz w:val="20"/>
+      </w:rPr>
+    </w:lvl>
+    <w:lvl w:ilvl="7" w:tentative="1">
+      <w:start w:val="1"/>
+      <w:numFmt w:val="bullet"/>
+      <w:lvlText w:val=""/>
+      <w:lvlJc w:val="left"/>
+      <w:pPr>
+        <w:tabs>
+          <w:tab w:val="num" w:pos="5760"/>
+        </w:tabs>
+        <w:ind w:left="5760" w:hanging="360"/>
+      </w:pPr>
+      <w:rPr>
+        <w:rFonts w:ascii="Wingdings" w:hAnsi="Wingdings" w:hint="default"/>
+        <w:sz w:val="20"/>
+      </w:rPr>
+    </w:lvl>
+    <w:lvl w:ilvl="8" w:tentative="1">
+      <w:start w:val="1"/>
+      <w:numFmt w:val="bullet"/>
+      <w:lvlText w:val=""/>
+      <w:lvlJc w:val="left"/>
+      <w:pPr>
+        <w:tabs>
+          <w:tab w:val="num" w:pos="6480"/>
+        </w:tabs>
+        <w:ind w:left="6480" w:hanging="360"/>
+      </w:pPr>
+      <w:rPr>
+        <w:rFonts w:ascii="Wingdings" w:hAnsi="Wingdings" w:hint="default"/>
+        <w:sz w:val="20"/>
+      </w:rPr>
+    </w:lvl>
+  </w:abstractNum>
+  <w:num w:numId="1" w16cid:durableId="1346321645">
     <w:abstractNumId w:val="0"/>
+  </w:num>
+  <w:num w:numId="2" w16cid:durableId="1268539627">
+    <w:abstractNumId w:val="1"/>
   </w:num>
 </w:numbering>
 </file>
@@ -1199,7 +1438,7 @@
     <w:link w:val="10"/>
     <w:uiPriority w:val="9"/>
     <w:qFormat/>
-    <w:rsid w:val="00742B19"/>
+    <w:rsid w:val="00D13857"/>
     <w:pPr>
       <w:keepNext/>
       <w:keepLines/>
@@ -1222,7 +1461,7 @@
     <w:semiHidden/>
     <w:unhideWhenUsed/>
     <w:qFormat/>
-    <w:rsid w:val="00742B19"/>
+    <w:rsid w:val="00D13857"/>
     <w:pPr>
       <w:keepNext/>
       <w:keepLines/>
@@ -1245,7 +1484,7 @@
     <w:semiHidden/>
     <w:unhideWhenUsed/>
     <w:qFormat/>
-    <w:rsid w:val="00742B19"/>
+    <w:rsid w:val="00D13857"/>
     <w:pPr>
       <w:keepNext/>
       <w:keepLines/>
@@ -1268,7 +1507,7 @@
     <w:semiHidden/>
     <w:unhideWhenUsed/>
     <w:qFormat/>
-    <w:rsid w:val="00742B19"/>
+    <w:rsid w:val="00D13857"/>
     <w:pPr>
       <w:keepNext/>
       <w:keepLines/>
@@ -1291,7 +1530,7 @@
     <w:semiHidden/>
     <w:unhideWhenUsed/>
     <w:qFormat/>
-    <w:rsid w:val="00742B19"/>
+    <w:rsid w:val="00D13857"/>
     <w:pPr>
       <w:keepNext/>
       <w:keepLines/>
@@ -1314,7 +1553,7 @@
     <w:semiHidden/>
     <w:unhideWhenUsed/>
     <w:qFormat/>
-    <w:rsid w:val="00742B19"/>
+    <w:rsid w:val="00D13857"/>
     <w:pPr>
       <w:keepNext/>
       <w:keepLines/>
@@ -1337,7 +1576,7 @@
     <w:semiHidden/>
     <w:unhideWhenUsed/>
     <w:qFormat/>
-    <w:rsid w:val="00742B19"/>
+    <w:rsid w:val="00D13857"/>
     <w:pPr>
       <w:keepNext/>
       <w:keepLines/>
@@ -1360,7 +1599,7 @@
     <w:semiHidden/>
     <w:unhideWhenUsed/>
     <w:qFormat/>
-    <w:rsid w:val="00742B19"/>
+    <w:rsid w:val="00D13857"/>
     <w:pPr>
       <w:keepNext/>
       <w:keepLines/>
@@ -1380,7 +1619,7 @@
     <w:semiHidden/>
     <w:unhideWhenUsed/>
     <w:qFormat/>
-    <w:rsid w:val="00742B19"/>
+    <w:rsid w:val="00D13857"/>
     <w:pPr>
       <w:keepNext/>
       <w:keepLines/>
@@ -1394,7 +1633,6 @@
   <w:style w:type="character" w:default="1" w:styleId="a0">
     <w:name w:val="Default Paragraph Font"/>
     <w:uiPriority w:val="1"/>
-    <w:semiHidden/>
     <w:unhideWhenUsed/>
   </w:style>
   <w:style w:type="table" w:default="1" w:styleId="a1">
@@ -1423,7 +1661,7 @@
     <w:basedOn w:val="a0"/>
     <w:link w:val="1"/>
     <w:uiPriority w:val="9"/>
-    <w:rsid w:val="00742B19"/>
+    <w:rsid w:val="00D13857"/>
     <w:rPr>
       <w:rFonts w:asciiTheme="majorHAnsi" w:eastAsiaTheme="majorEastAsia" w:hAnsiTheme="majorHAnsi" w:cstheme="majorBidi"/>
       <w:color w:val="2F5496" w:themeColor="accent1" w:themeShade="BF"/>
@@ -1437,7 +1675,7 @@
     <w:link w:val="2"/>
     <w:uiPriority w:val="9"/>
     <w:semiHidden/>
-    <w:rsid w:val="00742B19"/>
+    <w:rsid w:val="00D13857"/>
     <w:rPr>
       <w:rFonts w:asciiTheme="majorHAnsi" w:eastAsiaTheme="majorEastAsia" w:hAnsiTheme="majorHAnsi" w:cstheme="majorBidi"/>
       <w:color w:val="2F5496" w:themeColor="accent1" w:themeShade="BF"/>
@@ -1451,7 +1689,7 @@
     <w:link w:val="3"/>
     <w:uiPriority w:val="9"/>
     <w:semiHidden/>
-    <w:rsid w:val="00742B19"/>
+    <w:rsid w:val="00D13857"/>
     <w:rPr>
       <w:rFonts w:asciiTheme="majorHAnsi" w:eastAsiaTheme="majorEastAsia" w:hAnsiTheme="majorHAnsi" w:cstheme="majorBidi"/>
       <w:color w:val="2F5496" w:themeColor="accent1" w:themeShade="BF"/>
@@ -1465,7 +1703,7 @@
     <w:link w:val="4"/>
     <w:uiPriority w:val="9"/>
     <w:semiHidden/>
-    <w:rsid w:val="00742B19"/>
+    <w:rsid w:val="00D13857"/>
     <w:rPr>
       <w:rFonts w:cstheme="majorBidi"/>
       <w:color w:val="2F5496" w:themeColor="accent1" w:themeShade="BF"/>
@@ -1479,7 +1717,7 @@
     <w:link w:val="5"/>
     <w:uiPriority w:val="9"/>
     <w:semiHidden/>
-    <w:rsid w:val="00742B19"/>
+    <w:rsid w:val="00D13857"/>
     <w:rPr>
       <w:rFonts w:cstheme="majorBidi"/>
       <w:color w:val="2F5496" w:themeColor="accent1" w:themeShade="BF"/>
@@ -1493,7 +1731,7 @@
     <w:link w:val="6"/>
     <w:uiPriority w:val="9"/>
     <w:semiHidden/>
-    <w:rsid w:val="00742B19"/>
+    <w:rsid w:val="00D13857"/>
     <w:rPr>
       <w:rFonts w:cstheme="majorBidi"/>
       <w:b/>
@@ -1507,7 +1745,7 @@
     <w:link w:val="7"/>
     <w:uiPriority w:val="9"/>
     <w:semiHidden/>
-    <w:rsid w:val="00742B19"/>
+    <w:rsid w:val="00D13857"/>
     <w:rPr>
       <w:rFonts w:cstheme="majorBidi"/>
       <w:b/>
@@ -1521,7 +1759,7 @@
     <w:link w:val="8"/>
     <w:uiPriority w:val="9"/>
     <w:semiHidden/>
-    <w:rsid w:val="00742B19"/>
+    <w:rsid w:val="00D13857"/>
     <w:rPr>
       <w:rFonts w:cstheme="majorBidi"/>
       <w:color w:val="595959" w:themeColor="text1" w:themeTint="A6"/>
@@ -1533,7 +1771,7 @@
     <w:link w:val="9"/>
     <w:uiPriority w:val="9"/>
     <w:semiHidden/>
-    <w:rsid w:val="00742B19"/>
+    <w:rsid w:val="00D13857"/>
     <w:rPr>
       <w:rFonts w:eastAsiaTheme="majorEastAsia" w:cstheme="majorBidi"/>
       <w:color w:val="595959" w:themeColor="text1" w:themeTint="A6"/>
@@ -1546,7 +1784,7 @@
     <w:link w:val="a4"/>
     <w:uiPriority w:val="10"/>
     <w:qFormat/>
-    <w:rsid w:val="00742B19"/>
+    <w:rsid w:val="00D13857"/>
     <w:pPr>
       <w:spacing w:after="80"/>
       <w:contextualSpacing/>
@@ -1565,7 +1803,7 @@
     <w:basedOn w:val="a0"/>
     <w:link w:val="a3"/>
     <w:uiPriority w:val="10"/>
-    <w:rsid w:val="00742B19"/>
+    <w:rsid w:val="00D13857"/>
     <w:rPr>
       <w:rFonts w:asciiTheme="majorHAnsi" w:eastAsiaTheme="majorEastAsia" w:hAnsiTheme="majorHAnsi" w:cstheme="majorBidi"/>
       <w:spacing w:val="-10"/>
@@ -1581,7 +1819,7 @@
     <w:link w:val="a6"/>
     <w:uiPriority w:val="11"/>
     <w:qFormat/>
-    <w:rsid w:val="00742B19"/>
+    <w:rsid w:val="00D13857"/>
     <w:pPr>
       <w:numPr>
         <w:ilvl w:val="1"/>
@@ -1602,7 +1840,7 @@
     <w:basedOn w:val="a0"/>
     <w:link w:val="a5"/>
     <w:uiPriority w:val="11"/>
-    <w:rsid w:val="00742B19"/>
+    <w:rsid w:val="00D13857"/>
     <w:rPr>
       <w:rFonts w:asciiTheme="majorHAnsi" w:eastAsiaTheme="majorEastAsia" w:hAnsiTheme="majorHAnsi" w:cstheme="majorBidi"/>
       <w:color w:val="595959" w:themeColor="text1" w:themeTint="A6"/>
@@ -1618,7 +1856,7 @@
     <w:link w:val="a8"/>
     <w:uiPriority w:val="29"/>
     <w:qFormat/>
-    <w:rsid w:val="00742B19"/>
+    <w:rsid w:val="00D13857"/>
     <w:pPr>
       <w:spacing w:before="160" w:after="160"/>
       <w:jc w:val="center"/>
@@ -1634,7 +1872,7 @@
     <w:basedOn w:val="a0"/>
     <w:link w:val="a7"/>
     <w:uiPriority w:val="29"/>
-    <w:rsid w:val="00742B19"/>
+    <w:rsid w:val="00D13857"/>
     <w:rPr>
       <w:i/>
       <w:iCs/>
@@ -1646,7 +1884,7 @@
     <w:basedOn w:val="a"/>
     <w:uiPriority w:val="34"/>
     <w:qFormat/>
-    <w:rsid w:val="00742B19"/>
+    <w:rsid w:val="00D13857"/>
     <w:pPr>
       <w:ind w:left="720"/>
       <w:contextualSpacing/>
@@ -1657,7 +1895,7 @@
     <w:basedOn w:val="a0"/>
     <w:uiPriority w:val="21"/>
     <w:qFormat/>
-    <w:rsid w:val="00742B19"/>
+    <w:rsid w:val="00D13857"/>
     <w:rPr>
       <w:i/>
       <w:iCs/>
@@ -1671,7 +1909,7 @@
     <w:link w:val="ac"/>
     <w:uiPriority w:val="30"/>
     <w:qFormat/>
-    <w:rsid w:val="00742B19"/>
+    <w:rsid w:val="00D13857"/>
     <w:pPr>
       <w:pBdr>
         <w:top w:val="single" w:sz="4" w:space="10" w:color="2F5496" w:themeColor="accent1" w:themeShade="BF"/>
@@ -1692,7 +1930,7 @@
     <w:basedOn w:val="a0"/>
     <w:link w:val="ab"/>
     <w:uiPriority w:val="30"/>
-    <w:rsid w:val="00742B19"/>
+    <w:rsid w:val="00D13857"/>
     <w:rPr>
       <w:i/>
       <w:iCs/>
@@ -1704,7 +1942,7 @@
     <w:basedOn w:val="a0"/>
     <w:uiPriority w:val="32"/>
     <w:qFormat/>
-    <w:rsid w:val="00742B19"/>
+    <w:rsid w:val="00D13857"/>
     <w:rPr>
       <w:b/>
       <w:bCs/>
@@ -1719,7 +1957,7 @@
     <w:link w:val="af"/>
     <w:uiPriority w:val="99"/>
     <w:unhideWhenUsed/>
-    <w:rsid w:val="00886DB7"/>
+    <w:rsid w:val="00CC5674"/>
     <w:pPr>
       <w:tabs>
         <w:tab w:val="center" w:pos="4153"/>
@@ -1738,7 +1976,7 @@
     <w:basedOn w:val="a0"/>
     <w:link w:val="ae"/>
     <w:uiPriority w:val="99"/>
-    <w:rsid w:val="00886DB7"/>
+    <w:rsid w:val="00CC5674"/>
     <w:rPr>
       <w:sz w:val="18"/>
       <w:szCs w:val="18"/>
@@ -1750,7 +1988,7 @@
     <w:link w:val="af1"/>
     <w:uiPriority w:val="99"/>
     <w:unhideWhenUsed/>
-    <w:rsid w:val="00886DB7"/>
+    <w:rsid w:val="00CC5674"/>
     <w:pPr>
       <w:tabs>
         <w:tab w:val="center" w:pos="4153"/>
@@ -1769,7 +2007,7 @@
     <w:basedOn w:val="a0"/>
     <w:link w:val="af0"/>
     <w:uiPriority w:val="99"/>
-    <w:rsid w:val="00886DB7"/>
+    <w:rsid w:val="00CC5674"/>
     <w:rPr>
       <w:sz w:val="18"/>
       <w:szCs w:val="18"/>
